--- a/Отчет 1.1-1.3/Отчет 1.1-1.3.docx
+++ b/Отчет 1.1-1.3/Отчет 1.1-1.3.docx
@@ -467,6 +467,7 @@
     </w:p>
     <w:p>
       <w:pPr>
+        <w:ind w:firstLine="0"/>
         <w:jc w:val="center"/>
         <w:rPr>
           <w:sz w:val="24"/>
@@ -478,14 +479,23 @@
           <w:sz w:val="24"/>
           <w:szCs w:val="24"/>
         </w:rPr>
-        <w:t>Москва 2023</w:t>
+        <w:t>Москва</w:t>
+      </w:r>
+      <w:bookmarkStart w:id="0" w:name="_GoBack"/>
+      <w:bookmarkEnd w:id="0"/>
+      <w:r>
+        <w:rPr>
+          <w:sz w:val="24"/>
+          <w:szCs w:val="24"/>
+        </w:rPr>
+        <w:t> 2023</w:t>
       </w:r>
     </w:p>
     <w:p>
       <w:pPr>
         <w:pStyle w:val="11"/>
       </w:pPr>
-      <w:bookmarkStart w:id="0" w:name="_Toc151483877"/>
+      <w:bookmarkStart w:id="1" w:name="_Toc151483877"/>
       <w:r>
         <w:lastRenderedPageBreak/>
         <w:t>Решение задачи 1</w:t>
@@ -493,17 +503,17 @@
       <w:r>
         <w:t>.1</w:t>
       </w:r>
-      <w:bookmarkEnd w:id="0"/>
+      <w:bookmarkEnd w:id="1"/>
     </w:p>
     <w:p>
       <w:pPr>
         <w:pStyle w:val="21"/>
       </w:pPr>
-      <w:bookmarkStart w:id="1" w:name="_Toc151483878"/>
+      <w:bookmarkStart w:id="2" w:name="_Toc151483878"/>
       <w:r>
         <w:t>Формулировка задачи</w:t>
       </w:r>
-      <w:bookmarkEnd w:id="1"/>
+      <w:bookmarkEnd w:id="2"/>
     </w:p>
     <w:p>
       <w:r>
@@ -526,14 +536,30 @@
         </w:rPr>
         <w:t> </w:t>
       </w:r>
-      <w:fldSimple w:instr=" SEQ Таблица \* ARABIC ">
-        <w:r>
-          <w:rPr>
-            <w:noProof/>
-          </w:rPr>
-          <w:t>1</w:t>
-        </w:r>
-      </w:fldSimple>
+      <w:r>
+        <w:fldChar w:fldCharType="begin"/>
+      </w:r>
+      <w:r>
+        <w:instrText xml:space="preserve"> </w:instrText>
+      </w:r>
+      <w:r>
+        <w:instrText xml:space="preserve">SEQ Таблица \* ARABIC </w:instrText>
+      </w:r>
+      <w:r>
+        <w:fldChar w:fldCharType="separate"/>
+      </w:r>
+      <w:r>
+        <w:rPr>
+          <w:noProof/>
+        </w:rPr>
+        <w:t>1</w:t>
+      </w:r>
+      <w:r>
+        <w:rPr>
+          <w:noProof/>
+        </w:rPr>
+        <w:fldChar w:fldCharType="end"/>
+      </w:r>
       <w:r>
         <w:rPr>
           <w:lang w:val="en-US"/>
@@ -976,12 +1002,12 @@
       <w:pPr>
         <w:pStyle w:val="21"/>
       </w:pPr>
-      <w:bookmarkStart w:id="2" w:name="_Toc151483879"/>
+      <w:bookmarkStart w:id="3" w:name="_Toc151483879"/>
       <w:r>
         <w:lastRenderedPageBreak/>
         <w:t>Блок-схема алгоритма</w:t>
       </w:r>
-      <w:bookmarkEnd w:id="2"/>
+      <w:bookmarkEnd w:id="3"/>
     </w:p>
     <w:p>
       <w:pPr>
@@ -1091,24 +1117,37 @@
       <w:pPr>
         <w:pStyle w:val="a5"/>
       </w:pPr>
-      <w:bookmarkStart w:id="3" w:name="_Ref151217656"/>
-      <w:bookmarkStart w:id="4" w:name="_Ref151217650"/>
+      <w:bookmarkStart w:id="4" w:name="_Ref151217656"/>
+      <w:bookmarkStart w:id="5" w:name="_Ref151217650"/>
       <w:r>
         <w:t>Рисунок </w:t>
       </w:r>
-      <w:fldSimple w:instr=" SEQ Рисунок \* ARABIC ">
-        <w:r>
-          <w:rPr>
-            <w:noProof/>
-          </w:rPr>
-          <w:t>1</w:t>
-        </w:r>
-      </w:fldSimple>
-      <w:bookmarkEnd w:id="3"/>
+      <w:r>
+        <w:fldChar w:fldCharType="begin"/>
+      </w:r>
+      <w:r>
+        <w:instrText xml:space="preserve"> SEQ Рисунок \* ARABIC </w:instrText>
+      </w:r>
+      <w:r>
+        <w:fldChar w:fldCharType="separate"/>
+      </w:r>
+      <w:r>
+        <w:rPr>
+          <w:noProof/>
+        </w:rPr>
+        <w:t>1</w:t>
+      </w:r>
+      <w:r>
+        <w:rPr>
+          <w:noProof/>
+        </w:rPr>
+        <w:fldChar w:fldCharType="end"/>
+      </w:r>
+      <w:bookmarkEnd w:id="4"/>
       <w:r>
         <w:t xml:space="preserve"> – блок-схема к заданию 1.1</w:t>
       </w:r>
-      <w:bookmarkEnd w:id="4"/>
+      <w:bookmarkEnd w:id="5"/>
     </w:p>
     <w:p>
       <w:pPr>
@@ -1136,11 +1175,11 @@
       <w:r>
         <w:t xml:space="preserve"> </w:t>
       </w:r>
-      <w:bookmarkStart w:id="5" w:name="_Toc151483880"/>
+      <w:bookmarkStart w:id="6" w:name="_Toc151483880"/>
       <w:r>
         <w:t>Код для задания 1.1</w:t>
       </w:r>
-      <w:bookmarkEnd w:id="5"/>
+      <w:bookmarkEnd w:id="6"/>
     </w:p>
     <w:p>
       <w:pPr>
@@ -1952,7 +1991,7 @@
       <w:pPr>
         <w:pStyle w:val="21"/>
       </w:pPr>
-      <w:bookmarkStart w:id="6" w:name="_Toc151483881"/>
+      <w:bookmarkStart w:id="7" w:name="_Toc151483881"/>
       <w:r>
         <w:lastRenderedPageBreak/>
         <w:t>Различные выводы</w:t>
@@ -1960,7 +1999,7 @@
       <w:r>
         <w:t xml:space="preserve"> программы 1.1</w:t>
       </w:r>
-      <w:bookmarkEnd w:id="6"/>
+      <w:bookmarkEnd w:id="7"/>
     </w:p>
     <w:p>
       <w:r>
@@ -2051,19 +2090,32 @@
       <w:pPr>
         <w:pStyle w:val="a3"/>
       </w:pPr>
-      <w:bookmarkStart w:id="7" w:name="_Ref151393715"/>
+      <w:bookmarkStart w:id="8" w:name="_Ref151393715"/>
       <w:r>
         <w:t>Рисунок </w:t>
       </w:r>
-      <w:fldSimple w:instr=" SEQ Рисунок \* ARABIC ">
-        <w:r>
-          <w:rPr>
-            <w:noProof/>
-          </w:rPr>
-          <w:t>2</w:t>
-        </w:r>
-      </w:fldSimple>
-      <w:bookmarkEnd w:id="7"/>
+      <w:r>
+        <w:fldChar w:fldCharType="begin"/>
+      </w:r>
+      <w:r>
+        <w:instrText xml:space="preserve"> SEQ Рисунок \* ARABIC </w:instrText>
+      </w:r>
+      <w:r>
+        <w:fldChar w:fldCharType="separate"/>
+      </w:r>
+      <w:r>
+        <w:rPr>
+          <w:noProof/>
+        </w:rPr>
+        <w:t>2</w:t>
+      </w:r>
+      <w:r>
+        <w:rPr>
+          <w:noProof/>
+        </w:rPr>
+        <w:fldChar w:fldCharType="end"/>
+      </w:r>
+      <w:bookmarkEnd w:id="8"/>
       <w:r>
         <w:t xml:space="preserve"> – Вывод программы 1.1</w:t>
       </w:r>
@@ -2072,7 +2124,7 @@
       <w:pPr>
         <w:pStyle w:val="21"/>
       </w:pPr>
-      <w:bookmarkStart w:id="8" w:name="_Toc151483882"/>
+      <w:bookmarkStart w:id="9" w:name="_Toc151483882"/>
       <w:r>
         <w:t xml:space="preserve">Подтверждение </w:t>
       </w:r>
@@ -2085,7 +2137,7 @@
       <w:r>
         <w:t xml:space="preserve"> 1.1</w:t>
       </w:r>
-      <w:bookmarkEnd w:id="8"/>
+      <w:bookmarkEnd w:id="9"/>
     </w:p>
     <w:p>
       <w:r>
@@ -2168,19 +2220,32 @@
       <w:pPr>
         <w:pStyle w:val="a3"/>
       </w:pPr>
-      <w:bookmarkStart w:id="9" w:name="_Ref151392454"/>
+      <w:bookmarkStart w:id="10" w:name="_Ref151392454"/>
       <w:r>
         <w:t>Рисунок </w:t>
       </w:r>
-      <w:fldSimple w:instr=" SEQ Рисунок \* ARABIC ">
-        <w:r>
-          <w:rPr>
-            <w:noProof/>
-          </w:rPr>
-          <w:t>3</w:t>
-        </w:r>
-      </w:fldSimple>
-      <w:bookmarkEnd w:id="9"/>
+      <w:r>
+        <w:fldChar w:fldCharType="begin"/>
+      </w:r>
+      <w:r>
+        <w:instrText xml:space="preserve"> SEQ Рисунок \* ARABIC </w:instrText>
+      </w:r>
+      <w:r>
+        <w:fldChar w:fldCharType="separate"/>
+      </w:r>
+      <w:r>
+        <w:rPr>
+          <w:noProof/>
+        </w:rPr>
+        <w:t>3</w:t>
+      </w:r>
+      <w:r>
+        <w:rPr>
+          <w:noProof/>
+        </w:rPr>
+        <w:fldChar w:fldCharType="end"/>
+      </w:r>
+      <w:bookmarkEnd w:id="10"/>
       <w:r>
         <w:t xml:space="preserve"> – </w:t>
       </w:r>
@@ -2198,22 +2263,22 @@
       <w:pPr>
         <w:pStyle w:val="11"/>
       </w:pPr>
-      <w:bookmarkStart w:id="10" w:name="_Toc151483883"/>
+      <w:bookmarkStart w:id="11" w:name="_Toc151483883"/>
       <w:r>
         <w:lastRenderedPageBreak/>
         <w:t>Решение задачи 1.2</w:t>
       </w:r>
-      <w:bookmarkEnd w:id="10"/>
+      <w:bookmarkEnd w:id="11"/>
     </w:p>
     <w:p>
       <w:pPr>
         <w:pStyle w:val="21"/>
       </w:pPr>
-      <w:bookmarkStart w:id="11" w:name="_Toc151483884"/>
+      <w:bookmarkStart w:id="12" w:name="_Toc151483884"/>
       <w:r>
         <w:t>Формулировка задачи</w:t>
       </w:r>
-      <w:bookmarkEnd w:id="11"/>
+      <w:bookmarkEnd w:id="12"/>
     </w:p>
     <w:p>
       <w:r>
@@ -2233,14 +2298,27 @@
       <w:r>
         <w:t>Таблица </w:t>
       </w:r>
-      <w:fldSimple w:instr=" SEQ Таблица \* ARABIC ">
-        <w:r>
-          <w:rPr>
-            <w:noProof/>
-          </w:rPr>
-          <w:t>2</w:t>
-        </w:r>
-      </w:fldSimple>
+      <w:r>
+        <w:fldChar w:fldCharType="begin"/>
+      </w:r>
+      <w:r>
+        <w:instrText xml:space="preserve"> SEQ Таблица \* ARABIC </w:instrText>
+      </w:r>
+      <w:r>
+        <w:fldChar w:fldCharType="separate"/>
+      </w:r>
+      <w:r>
+        <w:rPr>
+          <w:noProof/>
+        </w:rPr>
+        <w:t>2</w:t>
+      </w:r>
+      <w:r>
+        <w:rPr>
+          <w:noProof/>
+        </w:rPr>
+        <w:fldChar w:fldCharType="end"/>
+      </w:r>
       <w:r>
         <w:t xml:space="preserve"> </w:t>
       </w:r>
@@ -2341,12 +2419,12 @@
       <w:pPr>
         <w:pStyle w:val="21"/>
       </w:pPr>
-      <w:bookmarkStart w:id="12" w:name="_Toc151483885"/>
+      <w:bookmarkStart w:id="13" w:name="_Toc151483885"/>
       <w:r>
         <w:lastRenderedPageBreak/>
         <w:t>Блок-схема алгоритма</w:t>
       </w:r>
-      <w:bookmarkEnd w:id="12"/>
+      <w:bookmarkEnd w:id="13"/>
     </w:p>
     <w:p>
       <w:r>
@@ -2435,19 +2513,32 @@
       <w:pPr>
         <w:pStyle w:val="a3"/>
       </w:pPr>
-      <w:bookmarkStart w:id="13" w:name="_Ref151230627"/>
+      <w:bookmarkStart w:id="14" w:name="_Ref151230627"/>
       <w:r>
         <w:t>Рисунок </w:t>
       </w:r>
-      <w:fldSimple w:instr=" SEQ Рисунок \* ARABIC ">
-        <w:r>
-          <w:rPr>
-            <w:noProof/>
-          </w:rPr>
-          <w:t>4</w:t>
-        </w:r>
-      </w:fldSimple>
-      <w:bookmarkEnd w:id="13"/>
+      <w:r>
+        <w:fldChar w:fldCharType="begin"/>
+      </w:r>
+      <w:r>
+        <w:instrText xml:space="preserve"> SEQ Рисунок \* ARABIC </w:instrText>
+      </w:r>
+      <w:r>
+        <w:fldChar w:fldCharType="separate"/>
+      </w:r>
+      <w:r>
+        <w:rPr>
+          <w:noProof/>
+        </w:rPr>
+        <w:t>4</w:t>
+      </w:r>
+      <w:r>
+        <w:rPr>
+          <w:noProof/>
+        </w:rPr>
+        <w:fldChar w:fldCharType="end"/>
+      </w:r>
+      <w:bookmarkEnd w:id="14"/>
       <w:r>
         <w:t>–</w:t>
       </w:r>
@@ -2459,11 +2550,11 @@
       <w:pPr>
         <w:pStyle w:val="21"/>
       </w:pPr>
-      <w:bookmarkStart w:id="14" w:name="_Toc151483886"/>
+      <w:bookmarkStart w:id="15" w:name="_Toc151483886"/>
       <w:r>
         <w:t>Поясняющие формулы</w:t>
       </w:r>
-      <w:bookmarkEnd w:id="14"/>
+      <w:bookmarkEnd w:id="15"/>
     </w:p>
     <w:p>
       <w:pPr>
@@ -2603,7 +2694,7 @@
       <w:pPr>
         <w:pStyle w:val="21"/>
       </w:pPr>
-      <w:bookmarkStart w:id="15" w:name="_Toc151483887"/>
+      <w:bookmarkStart w:id="16" w:name="_Toc151483887"/>
       <w:r>
         <w:t xml:space="preserve">Код </w:t>
       </w:r>
@@ -2613,7 +2704,7 @@
       <w:r>
         <w:t>задания 1.2</w:t>
       </w:r>
-      <w:bookmarkEnd w:id="15"/>
+      <w:bookmarkEnd w:id="16"/>
     </w:p>
     <w:p>
       <w:pPr>
@@ -3552,12 +3643,12 @@
       <w:pPr>
         <w:pStyle w:val="21"/>
       </w:pPr>
-      <w:bookmarkStart w:id="16" w:name="_Toc151483888"/>
+      <w:bookmarkStart w:id="17" w:name="_Toc151483888"/>
       <w:r>
         <w:lastRenderedPageBreak/>
         <w:t>Различные выводы программы 1.2</w:t>
       </w:r>
-      <w:bookmarkEnd w:id="16"/>
+      <w:bookmarkEnd w:id="17"/>
     </w:p>
     <w:p>
       <w:r>
@@ -3724,19 +3815,32 @@
       <w:pPr>
         <w:pStyle w:val="a3"/>
       </w:pPr>
-      <w:bookmarkStart w:id="17" w:name="_Ref151395328"/>
+      <w:bookmarkStart w:id="18" w:name="_Ref151395328"/>
       <w:r>
         <w:t>Рисунок </w:t>
       </w:r>
-      <w:fldSimple w:instr=" SEQ Рисунок \* ARABIC ">
-        <w:r>
-          <w:rPr>
-            <w:noProof/>
-          </w:rPr>
-          <w:t>5</w:t>
-        </w:r>
-      </w:fldSimple>
-      <w:bookmarkEnd w:id="17"/>
+      <w:r>
+        <w:fldChar w:fldCharType="begin"/>
+      </w:r>
+      <w:r>
+        <w:instrText xml:space="preserve"> SEQ Рисунок \* ARABIC </w:instrText>
+      </w:r>
+      <w:r>
+        <w:fldChar w:fldCharType="separate"/>
+      </w:r>
+      <w:r>
+        <w:rPr>
+          <w:noProof/>
+        </w:rPr>
+        <w:t>5</w:t>
+      </w:r>
+      <w:r>
+        <w:rPr>
+          <w:noProof/>
+        </w:rPr>
+        <w:fldChar w:fldCharType="end"/>
+      </w:r>
+      <w:bookmarkEnd w:id="18"/>
       <w:r>
         <w:t xml:space="preserve"> – Вывод программы 1.2 если</w:t>
       </w:r>
@@ -3797,19 +3901,32 @@
       <w:pPr>
         <w:pStyle w:val="a3"/>
       </w:pPr>
-      <w:bookmarkStart w:id="18" w:name="_Ref151395342"/>
+      <w:bookmarkStart w:id="19" w:name="_Ref151395342"/>
       <w:r>
         <w:t>Рисунок </w:t>
       </w:r>
-      <w:fldSimple w:instr=" SEQ Рисунок \* ARABIC ">
-        <w:r>
-          <w:rPr>
-            <w:noProof/>
-          </w:rPr>
-          <w:t>6</w:t>
-        </w:r>
-      </w:fldSimple>
-      <w:bookmarkEnd w:id="18"/>
+      <w:r>
+        <w:fldChar w:fldCharType="begin"/>
+      </w:r>
+      <w:r>
+        <w:instrText xml:space="preserve"> SEQ Рисунок \* ARABIC </w:instrText>
+      </w:r>
+      <w:r>
+        <w:fldChar w:fldCharType="separate"/>
+      </w:r>
+      <w:r>
+        <w:rPr>
+          <w:noProof/>
+        </w:rPr>
+        <w:t>6</w:t>
+      </w:r>
+      <w:r>
+        <w:rPr>
+          <w:noProof/>
+        </w:rPr>
+        <w:fldChar w:fldCharType="end"/>
+      </w:r>
+      <w:bookmarkEnd w:id="19"/>
       <w:r>
         <w:t xml:space="preserve"> – Вывод программы 1.2 если длинна круга задана буквой.</w:t>
       </w:r>
@@ -3867,19 +3984,32 @@
       <w:pPr>
         <w:pStyle w:val="a3"/>
       </w:pPr>
-      <w:bookmarkStart w:id="19" w:name="_Ref151395343"/>
+      <w:bookmarkStart w:id="20" w:name="_Ref151395343"/>
       <w:r>
         <w:t>Рисунок </w:t>
       </w:r>
-      <w:fldSimple w:instr=" SEQ Рисунок \* ARABIC ">
-        <w:r>
-          <w:rPr>
-            <w:noProof/>
-          </w:rPr>
-          <w:t>7</w:t>
-        </w:r>
-      </w:fldSimple>
-      <w:bookmarkEnd w:id="19"/>
+      <w:r>
+        <w:fldChar w:fldCharType="begin"/>
+      </w:r>
+      <w:r>
+        <w:instrText xml:space="preserve"> SEQ Рисунок \* ARABIC </w:instrText>
+      </w:r>
+      <w:r>
+        <w:fldChar w:fldCharType="separate"/>
+      </w:r>
+      <w:r>
+        <w:rPr>
+          <w:noProof/>
+        </w:rPr>
+        <w:t>7</w:t>
+      </w:r>
+      <w:r>
+        <w:rPr>
+          <w:noProof/>
+        </w:rPr>
+        <w:fldChar w:fldCharType="end"/>
+      </w:r>
+      <w:bookmarkEnd w:id="20"/>
       <w:r>
         <w:t xml:space="preserve"> </w:t>
       </w:r>
@@ -3952,19 +4082,32 @@
       <w:pPr>
         <w:pStyle w:val="a3"/>
       </w:pPr>
-      <w:bookmarkStart w:id="20" w:name="_Ref151395345"/>
+      <w:bookmarkStart w:id="21" w:name="_Ref151395345"/>
       <w:r>
         <w:t>Рисунок </w:t>
       </w:r>
-      <w:fldSimple w:instr=" SEQ Рисунок \* ARABIC ">
-        <w:r>
-          <w:rPr>
-            <w:noProof/>
-          </w:rPr>
-          <w:t>8</w:t>
-        </w:r>
-      </w:fldSimple>
-      <w:bookmarkEnd w:id="20"/>
+      <w:r>
+        <w:fldChar w:fldCharType="begin"/>
+      </w:r>
+      <w:r>
+        <w:instrText xml:space="preserve"> SEQ Рисунок \* ARABIC </w:instrText>
+      </w:r>
+      <w:r>
+        <w:fldChar w:fldCharType="separate"/>
+      </w:r>
+      <w:r>
+        <w:rPr>
+          <w:noProof/>
+        </w:rPr>
+        <w:t>8</w:t>
+      </w:r>
+      <w:r>
+        <w:rPr>
+          <w:noProof/>
+        </w:rPr>
+        <w:fldChar w:fldCharType="end"/>
+      </w:r>
+      <w:bookmarkEnd w:id="21"/>
       <w:r>
         <w:t xml:space="preserve"> – Вывод программы 1.2 если длинна круга задана отрицательным числом.</w:t>
       </w:r>
@@ -3976,7 +4119,7 @@
           <w:lang w:val="en-US"/>
         </w:rPr>
       </w:pPr>
-      <w:bookmarkStart w:id="21" w:name="_Toc151483889"/>
+      <w:bookmarkStart w:id="22" w:name="_Toc151483889"/>
       <w:r>
         <w:t xml:space="preserve">Подтверждение </w:t>
       </w:r>
@@ -3989,7 +4132,7 @@
       <w:r>
         <w:t xml:space="preserve"> 1.2</w:t>
       </w:r>
-      <w:bookmarkEnd w:id="21"/>
+      <w:bookmarkEnd w:id="22"/>
     </w:p>
     <w:p>
       <w:r>
@@ -4072,19 +4215,32 @@
       <w:pPr>
         <w:pStyle w:val="a3"/>
       </w:pPr>
-      <w:bookmarkStart w:id="22" w:name="_Ref151395662"/>
+      <w:bookmarkStart w:id="23" w:name="_Ref151395662"/>
       <w:r>
         <w:t>Рисунок </w:t>
       </w:r>
-      <w:fldSimple w:instr=" SEQ Рисунок \* ARABIC ">
-        <w:r>
-          <w:rPr>
-            <w:noProof/>
-          </w:rPr>
-          <w:t>9</w:t>
-        </w:r>
-      </w:fldSimple>
-      <w:bookmarkEnd w:id="22"/>
+      <w:r>
+        <w:fldChar w:fldCharType="begin"/>
+      </w:r>
+      <w:r>
+        <w:instrText xml:space="preserve"> SEQ Рисунок \* ARABIC </w:instrText>
+      </w:r>
+      <w:r>
+        <w:fldChar w:fldCharType="separate"/>
+      </w:r>
+      <w:r>
+        <w:rPr>
+          <w:noProof/>
+        </w:rPr>
+        <w:t>9</w:t>
+      </w:r>
+      <w:r>
+        <w:rPr>
+          <w:noProof/>
+        </w:rPr>
+        <w:fldChar w:fldCharType="end"/>
+      </w:r>
+      <w:bookmarkEnd w:id="23"/>
       <w:r>
         <w:t xml:space="preserve"> – </w:t>
       </w:r>
@@ -4102,22 +4258,22 @@
       <w:pPr>
         <w:pStyle w:val="11"/>
       </w:pPr>
-      <w:bookmarkStart w:id="23" w:name="_Toc151483890"/>
+      <w:bookmarkStart w:id="24" w:name="_Toc151483890"/>
       <w:r>
         <w:lastRenderedPageBreak/>
         <w:t>Решение задания 1.3</w:t>
       </w:r>
-      <w:bookmarkEnd w:id="23"/>
+      <w:bookmarkEnd w:id="24"/>
     </w:p>
     <w:p>
       <w:pPr>
         <w:pStyle w:val="21"/>
       </w:pPr>
-      <w:bookmarkStart w:id="24" w:name="_Toc151483891"/>
+      <w:bookmarkStart w:id="25" w:name="_Toc151483891"/>
       <w:r>
         <w:t>Формулировка задачи</w:t>
       </w:r>
-      <w:bookmarkEnd w:id="24"/>
+      <w:bookmarkEnd w:id="25"/>
     </w:p>
     <w:p>
       <w:r>
@@ -4134,14 +4290,27 @@
       <w:r>
         <w:t>Таблица </w:t>
       </w:r>
-      <w:fldSimple w:instr=" SEQ Таблица \* ARABIC ">
-        <w:r>
-          <w:rPr>
-            <w:noProof/>
-          </w:rPr>
-          <w:t>3</w:t>
-        </w:r>
-      </w:fldSimple>
+      <w:r>
+        <w:fldChar w:fldCharType="begin"/>
+      </w:r>
+      <w:r>
+        <w:instrText xml:space="preserve"> SEQ Таблица \* ARABIC </w:instrText>
+      </w:r>
+      <w:r>
+        <w:fldChar w:fldCharType="separate"/>
+      </w:r>
+      <w:r>
+        <w:rPr>
+          <w:noProof/>
+        </w:rPr>
+        <w:t>3</w:t>
+      </w:r>
+      <w:r>
+        <w:rPr>
+          <w:noProof/>
+        </w:rPr>
+        <w:fldChar w:fldCharType="end"/>
+      </w:r>
       <w:r>
         <w:t xml:space="preserve"> </w:t>
       </w:r>
@@ -4254,12 +4423,12 @@
       <w:pPr>
         <w:pStyle w:val="21"/>
       </w:pPr>
-      <w:bookmarkStart w:id="25" w:name="_Toc151483892"/>
+      <w:bookmarkStart w:id="26" w:name="_Toc151483892"/>
       <w:r>
         <w:lastRenderedPageBreak/>
         <w:t>Блок-схема алгоритма</w:t>
       </w:r>
-      <w:bookmarkEnd w:id="25"/>
+      <w:bookmarkEnd w:id="26"/>
     </w:p>
     <w:p>
       <w:r>
@@ -4351,19 +4520,32 @@
       <w:pPr>
         <w:pStyle w:val="a3"/>
       </w:pPr>
-      <w:bookmarkStart w:id="26" w:name="_Ref151396447"/>
+      <w:bookmarkStart w:id="27" w:name="_Ref151396447"/>
       <w:r>
         <w:t>Рисунок </w:t>
       </w:r>
-      <w:fldSimple w:instr=" SEQ Рисунок \* ARABIC ">
-        <w:r>
-          <w:rPr>
-            <w:noProof/>
-          </w:rPr>
-          <w:t>10</w:t>
-        </w:r>
-      </w:fldSimple>
-      <w:bookmarkEnd w:id="26"/>
+      <w:r>
+        <w:fldChar w:fldCharType="begin"/>
+      </w:r>
+      <w:r>
+        <w:instrText xml:space="preserve"> SEQ Рисунок \* ARABIC </w:instrText>
+      </w:r>
+      <w:r>
+        <w:fldChar w:fldCharType="separate"/>
+      </w:r>
+      <w:r>
+        <w:rPr>
+          <w:noProof/>
+        </w:rPr>
+        <w:t>10</w:t>
+      </w:r>
+      <w:r>
+        <w:rPr>
+          <w:noProof/>
+        </w:rPr>
+        <w:fldChar w:fldCharType="end"/>
+      </w:r>
+      <w:bookmarkEnd w:id="27"/>
       <w:r>
         <w:t>– блок-схема к заданию 1.3</w:t>
       </w:r>
@@ -4381,12 +4563,12 @@
       <w:pPr>
         <w:pStyle w:val="21"/>
       </w:pPr>
-      <w:bookmarkStart w:id="27" w:name="_Toc151483893"/>
+      <w:bookmarkStart w:id="28" w:name="_Toc151483893"/>
       <w:r>
         <w:lastRenderedPageBreak/>
         <w:t>Поясняющие формулы</w:t>
       </w:r>
-      <w:bookmarkEnd w:id="27"/>
+      <w:bookmarkEnd w:id="28"/>
     </w:p>
     <w:p>
       <w:r>
@@ -4472,11 +4654,11 @@
       <w:pPr>
         <w:pStyle w:val="21"/>
       </w:pPr>
-      <w:bookmarkStart w:id="28" w:name="_Toc151483894"/>
+      <w:bookmarkStart w:id="29" w:name="_Toc151483894"/>
       <w:r>
         <w:t>Код для задания 1.3</w:t>
       </w:r>
-      <w:bookmarkEnd w:id="28"/>
+      <w:bookmarkEnd w:id="29"/>
     </w:p>
     <w:p>
       <w:pPr>
@@ -5439,11 +5621,11 @@
       <w:pPr>
         <w:pStyle w:val="21"/>
       </w:pPr>
-      <w:bookmarkStart w:id="29" w:name="_Toc151483895"/>
+      <w:bookmarkStart w:id="30" w:name="_Toc151483895"/>
       <w:r>
         <w:t>Различные выводы программы 1.3</w:t>
       </w:r>
-      <w:bookmarkEnd w:id="29"/>
+      <w:bookmarkEnd w:id="30"/>
     </w:p>
     <w:p>
       <w:r>
@@ -5604,7 +5786,7 @@
       <w:pPr>
         <w:pStyle w:val="a3"/>
       </w:pPr>
-      <w:bookmarkStart w:id="30" w:name="_Ref151396765"/>
+      <w:bookmarkStart w:id="31" w:name="_Ref151396765"/>
       <w:r>
         <w:t>Рисунок</w:t>
       </w:r>
@@ -5614,15 +5796,28 @@
         </w:rPr>
         <w:t> </w:t>
       </w:r>
-      <w:fldSimple w:instr=" SEQ Рисунок \* ARABIC ">
-        <w:r>
-          <w:rPr>
-            <w:noProof/>
-          </w:rPr>
-          <w:t>11</w:t>
-        </w:r>
-      </w:fldSimple>
-      <w:bookmarkEnd w:id="30"/>
+      <w:r>
+        <w:fldChar w:fldCharType="begin"/>
+      </w:r>
+      <w:r>
+        <w:instrText xml:space="preserve"> SEQ Рисунок \* ARABIC </w:instrText>
+      </w:r>
+      <w:r>
+        <w:fldChar w:fldCharType="separate"/>
+      </w:r>
+      <w:r>
+        <w:rPr>
+          <w:noProof/>
+        </w:rPr>
+        <w:t>11</w:t>
+      </w:r>
+      <w:r>
+        <w:rPr>
+          <w:noProof/>
+        </w:rPr>
+        <w:fldChar w:fldCharType="end"/>
+      </w:r>
+      <w:bookmarkEnd w:id="31"/>
       <w:r>
         <w:t xml:space="preserve"> – </w:t>
       </w:r>
@@ -5689,19 +5884,32 @@
       <w:pPr>
         <w:pStyle w:val="a3"/>
       </w:pPr>
-      <w:bookmarkStart w:id="31" w:name="_Ref151396766"/>
+      <w:bookmarkStart w:id="32" w:name="_Ref151396766"/>
       <w:r>
         <w:t>Рисунок </w:t>
       </w:r>
-      <w:fldSimple w:instr=" SEQ Рисунок \* ARABIC ">
-        <w:r>
-          <w:rPr>
-            <w:noProof/>
-          </w:rPr>
-          <w:t>12</w:t>
-        </w:r>
-      </w:fldSimple>
-      <w:bookmarkEnd w:id="31"/>
+      <w:r>
+        <w:fldChar w:fldCharType="begin"/>
+      </w:r>
+      <w:r>
+        <w:instrText xml:space="preserve"> SEQ Рисунок \* ARABIC </w:instrText>
+      </w:r>
+      <w:r>
+        <w:fldChar w:fldCharType="separate"/>
+      </w:r>
+      <w:r>
+        <w:rPr>
+          <w:noProof/>
+        </w:rPr>
+        <w:t>12</w:t>
+      </w:r>
+      <w:r>
+        <w:rPr>
+          <w:noProof/>
+        </w:rPr>
+        <w:fldChar w:fldCharType="end"/>
+      </w:r>
+      <w:bookmarkEnd w:id="32"/>
       <w:r>
         <w:t xml:space="preserve"> – Вывод программы 1.3 если высота задана буквой.</w:t>
       </w:r>
@@ -5759,19 +5967,32 @@
       <w:pPr>
         <w:pStyle w:val="a3"/>
       </w:pPr>
-      <w:bookmarkStart w:id="32" w:name="_Ref151396767"/>
+      <w:bookmarkStart w:id="33" w:name="_Ref151396767"/>
       <w:r>
         <w:t>Рисунок </w:t>
       </w:r>
-      <w:fldSimple w:instr=" SEQ Рисунок \* ARABIC ">
-        <w:r>
-          <w:rPr>
-            <w:noProof/>
-          </w:rPr>
-          <w:t>13</w:t>
-        </w:r>
-      </w:fldSimple>
-      <w:bookmarkEnd w:id="32"/>
+      <w:r>
+        <w:fldChar w:fldCharType="begin"/>
+      </w:r>
+      <w:r>
+        <w:instrText xml:space="preserve"> SEQ Рисунок \* ARABIC </w:instrText>
+      </w:r>
+      <w:r>
+        <w:fldChar w:fldCharType="separate"/>
+      </w:r>
+      <w:r>
+        <w:rPr>
+          <w:noProof/>
+        </w:rPr>
+        <w:t>13</w:t>
+      </w:r>
+      <w:r>
+        <w:rPr>
+          <w:noProof/>
+        </w:rPr>
+        <w:fldChar w:fldCharType="end"/>
+      </w:r>
+      <w:bookmarkEnd w:id="33"/>
       <w:r>
         <w:t xml:space="preserve"> – Вывод программы 1.3 если высота задана нулем.</w:t>
       </w:r>
@@ -5829,19 +6050,32 @@
       <w:pPr>
         <w:pStyle w:val="a3"/>
       </w:pPr>
-      <w:bookmarkStart w:id="33" w:name="_Ref151396768"/>
+      <w:bookmarkStart w:id="34" w:name="_Ref151396768"/>
       <w:r>
         <w:t>Рисунок </w:t>
       </w:r>
-      <w:fldSimple w:instr=" SEQ Рисунок \* ARABIC ">
-        <w:r>
-          <w:rPr>
-            <w:noProof/>
-          </w:rPr>
-          <w:t>14</w:t>
-        </w:r>
-      </w:fldSimple>
-      <w:bookmarkEnd w:id="33"/>
+      <w:r>
+        <w:fldChar w:fldCharType="begin"/>
+      </w:r>
+      <w:r>
+        <w:instrText xml:space="preserve"> SEQ Рисунок \* ARABIC </w:instrText>
+      </w:r>
+      <w:r>
+        <w:fldChar w:fldCharType="separate"/>
+      </w:r>
+      <w:r>
+        <w:rPr>
+          <w:noProof/>
+        </w:rPr>
+        <w:t>14</w:t>
+      </w:r>
+      <w:r>
+        <w:rPr>
+          <w:noProof/>
+        </w:rPr>
+        <w:fldChar w:fldCharType="end"/>
+      </w:r>
+      <w:bookmarkEnd w:id="34"/>
       <w:r>
         <w:t xml:space="preserve"> – Вывод программы 1.3 если высота задана отрицательным числом.</w:t>
       </w:r>
@@ -5853,7 +6087,7 @@
           <w:lang w:val="en-US"/>
         </w:rPr>
       </w:pPr>
-      <w:bookmarkStart w:id="34" w:name="_Toc151483896"/>
+      <w:bookmarkStart w:id="35" w:name="_Toc151483896"/>
       <w:r>
         <w:lastRenderedPageBreak/>
         <w:t xml:space="preserve">Подтверждение </w:t>
@@ -5867,7 +6101,7 @@
       <w:r>
         <w:t xml:space="preserve"> 1.3</w:t>
       </w:r>
-      <w:bookmarkEnd w:id="34"/>
+      <w:bookmarkEnd w:id="35"/>
     </w:p>
     <w:p>
       <w:pPr>
@@ -5952,19 +6186,32 @@
       <w:pPr>
         <w:pStyle w:val="a5"/>
       </w:pPr>
-      <w:bookmarkStart w:id="35" w:name="_Ref151397009"/>
+      <w:bookmarkStart w:id="36" w:name="_Ref151397009"/>
       <w:r>
         <w:t>Рисунок </w:t>
       </w:r>
-      <w:fldSimple w:instr=" SEQ Рисунок \* ARABIC ">
-        <w:r>
-          <w:rPr>
-            <w:noProof/>
-          </w:rPr>
-          <w:t>15</w:t>
-        </w:r>
-      </w:fldSimple>
-      <w:bookmarkEnd w:id="35"/>
+      <w:r>
+        <w:fldChar w:fldCharType="begin"/>
+      </w:r>
+      <w:r>
+        <w:instrText xml:space="preserve"> SEQ Рисунок \* ARABIC </w:instrText>
+      </w:r>
+      <w:r>
+        <w:fldChar w:fldCharType="separate"/>
+      </w:r>
+      <w:r>
+        <w:rPr>
+          <w:noProof/>
+        </w:rPr>
+        <w:t>15</w:t>
+      </w:r>
+      <w:r>
+        <w:rPr>
+          <w:noProof/>
+        </w:rPr>
+        <w:fldChar w:fldCharType="end"/>
+      </w:r>
+      <w:bookmarkEnd w:id="36"/>
       <w:r>
         <w:t xml:space="preserve"> – </w:t>
       </w:r>
@@ -7853,8 +8100,6 @@
         </w:p>
       </w:sdtContent>
     </w:sdt>
-    <w:bookmarkStart w:id="36" w:name="_GoBack" w:displacedByCustomXml="prev"/>
-    <w:bookmarkEnd w:id="36" w:displacedByCustomXml="prev"/>
     <w:sectPr>
       <w:pgSz w:w="11906" w:h="16838"/>
       <w:pgMar w:top="1134" w:right="850" w:bottom="1134" w:left="1701" w:header="708" w:footer="708" w:gutter="0"/>
@@ -9584,7 +9829,7 @@
 </file>
 
 <file path=customXml/itemProps1.xml><?xml version="1.0" encoding="utf-8"?>
-<ds:datastoreItem xmlns:ds="http://schemas.openxmlformats.org/officeDocument/2006/customXml" ds:itemID="{42ACC0AA-C50A-4347-8A74-2B584EB23AD8}">
+<ds:datastoreItem xmlns:ds="http://schemas.openxmlformats.org/officeDocument/2006/customXml" ds:itemID="{B666FCE5-2326-4B55-8DA0-DFE3DCBD5F8F}">
   <ds:schemaRefs>
     <ds:schemaRef ds:uri="http://schemas.openxmlformats.org/officeDocument/2006/bibliography"/>
   </ds:schemaRefs>

--- a/Отчет 1.1-1.3/Отчет 1.1-1.3.docx
+++ b/Отчет 1.1-1.3/Отчет 1.1-1.3.docx
@@ -479,23 +479,14 @@
           <w:sz w:val="24"/>
           <w:szCs w:val="24"/>
         </w:rPr>
-        <w:t>Москва</w:t>
-      </w:r>
-      <w:bookmarkStart w:id="0" w:name="_GoBack"/>
-      <w:bookmarkEnd w:id="0"/>
-      <w:r>
-        <w:rPr>
-          <w:sz w:val="24"/>
-          <w:szCs w:val="24"/>
-        </w:rPr>
-        <w:t> 2023</w:t>
+        <w:t>Москва 2023</w:t>
       </w:r>
     </w:p>
     <w:p>
       <w:pPr>
         <w:pStyle w:val="11"/>
       </w:pPr>
-      <w:bookmarkStart w:id="1" w:name="_Toc151483877"/>
+      <w:bookmarkStart w:id="0" w:name="_Toc151483877"/>
       <w:r>
         <w:lastRenderedPageBreak/>
         <w:t>Решение задачи 1</w:t>
@@ -503,19 +494,19 @@
       <w:r>
         <w:t>.1</w:t>
       </w:r>
+      <w:bookmarkEnd w:id="0"/>
+    </w:p>
+    <w:p>
+      <w:pPr>
+        <w:pStyle w:val="21"/>
+      </w:pPr>
+      <w:bookmarkStart w:id="1" w:name="_Toc151483878"/>
+      <w:r>
+        <w:t>Формулировка задачи</w:t>
+      </w:r>
       <w:bookmarkEnd w:id="1"/>
     </w:p>
     <w:p>
-      <w:pPr>
-        <w:pStyle w:val="21"/>
-      </w:pPr>
-      <w:bookmarkStart w:id="2" w:name="_Toc151483878"/>
-      <w:r>
-        <w:t>Формулировка задачи</w:t>
-      </w:r>
-      <w:bookmarkEnd w:id="2"/>
-    </w:p>
-    <w:p>
       <w:r>
         <w:t>Создать консольное приложение, вычисляющее значения переменных по представленным в таблице формулам. Расчёт примера осуществить по заданным константам. Вывести на экран значения исходных данных, а также результат вычислений.</w:t>
       </w:r>
@@ -536,30 +527,14 @@
         </w:rPr>
         <w:t> </w:t>
       </w:r>
-      <w:r>
-        <w:fldChar w:fldCharType="begin"/>
-      </w:r>
-      <w:r>
-        <w:instrText xml:space="preserve"> </w:instrText>
-      </w:r>
-      <w:r>
-        <w:instrText xml:space="preserve">SEQ Таблица \* ARABIC </w:instrText>
-      </w:r>
-      <w:r>
-        <w:fldChar w:fldCharType="separate"/>
-      </w:r>
-      <w:r>
-        <w:rPr>
-          <w:noProof/>
-        </w:rPr>
-        <w:t>1</w:t>
-      </w:r>
-      <w:r>
-        <w:rPr>
-          <w:noProof/>
-        </w:rPr>
-        <w:fldChar w:fldCharType="end"/>
-      </w:r>
+      <w:fldSimple w:instr=" SEQ Таблица \* ARABIC ">
+        <w:r>
+          <w:rPr>
+            <w:noProof/>
+          </w:rPr>
+          <w:t>1</w:t>
+        </w:r>
+      </w:fldSimple>
       <w:r>
         <w:rPr>
           <w:lang w:val="en-US"/>
@@ -652,7 +627,6 @@
           <w:p>
             <w:pPr>
               <w:spacing w:line="276" w:lineRule="auto"/>
-              <w:jc w:val="both"/>
               <w:rPr>
                 <w:rFonts w:eastAsia="Calibri"/>
                 <w:szCs w:val="28"/>
@@ -1002,12 +976,12 @@
       <w:pPr>
         <w:pStyle w:val="21"/>
       </w:pPr>
-      <w:bookmarkStart w:id="3" w:name="_Toc151483879"/>
+      <w:bookmarkStart w:id="2" w:name="_Toc151483879"/>
       <w:r>
         <w:lastRenderedPageBreak/>
         <w:t>Блок-схема алгоритма</w:t>
       </w:r>
-      <w:bookmarkEnd w:id="3"/>
+      <w:bookmarkEnd w:id="2"/>
     </w:p>
     <w:p>
       <w:pPr>
@@ -1117,37 +1091,24 @@
       <w:pPr>
         <w:pStyle w:val="a5"/>
       </w:pPr>
-      <w:bookmarkStart w:id="4" w:name="_Ref151217656"/>
-      <w:bookmarkStart w:id="5" w:name="_Ref151217650"/>
+      <w:bookmarkStart w:id="3" w:name="_Ref151217656"/>
+      <w:bookmarkStart w:id="4" w:name="_Ref151217650"/>
       <w:r>
         <w:t>Рисунок </w:t>
       </w:r>
-      <w:r>
-        <w:fldChar w:fldCharType="begin"/>
-      </w:r>
-      <w:r>
-        <w:instrText xml:space="preserve"> SEQ Рисунок \* ARABIC </w:instrText>
-      </w:r>
-      <w:r>
-        <w:fldChar w:fldCharType="separate"/>
-      </w:r>
-      <w:r>
-        <w:rPr>
-          <w:noProof/>
-        </w:rPr>
-        <w:t>1</w:t>
-      </w:r>
-      <w:r>
-        <w:rPr>
-          <w:noProof/>
-        </w:rPr>
-        <w:fldChar w:fldCharType="end"/>
+      <w:fldSimple w:instr=" SEQ Рисунок \* ARABIC ">
+        <w:r>
+          <w:rPr>
+            <w:noProof/>
+          </w:rPr>
+          <w:t>1</w:t>
+        </w:r>
+      </w:fldSimple>
+      <w:bookmarkEnd w:id="3"/>
+      <w:r>
+        <w:t xml:space="preserve"> – блок-схема к заданию 1.1</w:t>
       </w:r>
       <w:bookmarkEnd w:id="4"/>
-      <w:r>
-        <w:t xml:space="preserve"> – блок-схема к заданию 1.1</w:t>
-      </w:r>
-      <w:bookmarkEnd w:id="5"/>
     </w:p>
     <w:p>
       <w:pPr>
@@ -1175,11 +1136,11 @@
       <w:r>
         <w:t xml:space="preserve"> </w:t>
       </w:r>
-      <w:bookmarkStart w:id="6" w:name="_Toc151483880"/>
+      <w:bookmarkStart w:id="5" w:name="_Toc151483880"/>
       <w:r>
         <w:t>Код для задания 1.1</w:t>
       </w:r>
-      <w:bookmarkEnd w:id="6"/>
+      <w:bookmarkEnd w:id="5"/>
     </w:p>
     <w:p>
       <w:pPr>
@@ -1991,7 +1952,7 @@
       <w:pPr>
         <w:pStyle w:val="21"/>
       </w:pPr>
-      <w:bookmarkStart w:id="7" w:name="_Toc151483881"/>
+      <w:bookmarkStart w:id="6" w:name="_Toc151483881"/>
       <w:r>
         <w:lastRenderedPageBreak/>
         <w:t>Различные выводы</w:t>
@@ -1999,7 +1960,7 @@
       <w:r>
         <w:t xml:space="preserve"> программы 1.1</w:t>
       </w:r>
-      <w:bookmarkEnd w:id="7"/>
+      <w:bookmarkEnd w:id="6"/>
     </w:p>
     <w:p>
       <w:r>
@@ -2090,54 +2051,41 @@
       <w:pPr>
         <w:pStyle w:val="a3"/>
       </w:pPr>
-      <w:bookmarkStart w:id="8" w:name="_Ref151393715"/>
+      <w:bookmarkStart w:id="7" w:name="_Ref151393715"/>
       <w:r>
         <w:t>Рисунок </w:t>
       </w:r>
-      <w:r>
-        <w:fldChar w:fldCharType="begin"/>
-      </w:r>
-      <w:r>
-        <w:instrText xml:space="preserve"> SEQ Рисунок \* ARABIC </w:instrText>
-      </w:r>
-      <w:r>
-        <w:fldChar w:fldCharType="separate"/>
-      </w:r>
-      <w:r>
-        <w:rPr>
-          <w:noProof/>
-        </w:rPr>
-        <w:t>2</w:t>
-      </w:r>
-      <w:r>
-        <w:rPr>
-          <w:noProof/>
-        </w:rPr>
-        <w:fldChar w:fldCharType="end"/>
+      <w:fldSimple w:instr=" SEQ Рисунок \* ARABIC ">
+        <w:r>
+          <w:rPr>
+            <w:noProof/>
+          </w:rPr>
+          <w:t>2</w:t>
+        </w:r>
+      </w:fldSimple>
+      <w:bookmarkEnd w:id="7"/>
+      <w:r>
+        <w:t xml:space="preserve"> – Вывод программы 1.1</w:t>
+      </w:r>
+    </w:p>
+    <w:p>
+      <w:pPr>
+        <w:pStyle w:val="21"/>
+      </w:pPr>
+      <w:bookmarkStart w:id="8" w:name="_Toc151483882"/>
+      <w:r>
+        <w:t xml:space="preserve">Подтверждение </w:t>
+      </w:r>
+      <w:r>
+        <w:rPr>
+          <w:lang w:val="en-US"/>
+        </w:rPr>
+        <w:t>approve</w:t>
+      </w:r>
+      <w:r>
+        <w:t xml:space="preserve"> 1.1</w:t>
       </w:r>
       <w:bookmarkEnd w:id="8"/>
-      <w:r>
-        <w:t xml:space="preserve"> – Вывод программы 1.1</w:t>
-      </w:r>
-    </w:p>
-    <w:p>
-      <w:pPr>
-        <w:pStyle w:val="21"/>
-      </w:pPr>
-      <w:bookmarkStart w:id="9" w:name="_Toc151483882"/>
-      <w:r>
-        <w:t xml:space="preserve">Подтверждение </w:t>
-      </w:r>
-      <w:r>
-        <w:rPr>
-          <w:lang w:val="en-US"/>
-        </w:rPr>
-        <w:t>approve</w:t>
-      </w:r>
-      <w:r>
-        <w:t xml:space="preserve"> 1.1</w:t>
-      </w:r>
-      <w:bookmarkEnd w:id="9"/>
     </w:p>
     <w:p>
       <w:r>
@@ -2220,32 +2168,19 @@
       <w:pPr>
         <w:pStyle w:val="a3"/>
       </w:pPr>
-      <w:bookmarkStart w:id="10" w:name="_Ref151392454"/>
+      <w:bookmarkStart w:id="9" w:name="_Ref151392454"/>
       <w:r>
         <w:t>Рисунок </w:t>
       </w:r>
-      <w:r>
-        <w:fldChar w:fldCharType="begin"/>
-      </w:r>
-      <w:r>
-        <w:instrText xml:space="preserve"> SEQ Рисунок \* ARABIC </w:instrText>
-      </w:r>
-      <w:r>
-        <w:fldChar w:fldCharType="separate"/>
-      </w:r>
-      <w:r>
-        <w:rPr>
-          <w:noProof/>
-        </w:rPr>
-        <w:t>3</w:t>
-      </w:r>
-      <w:r>
-        <w:rPr>
-          <w:noProof/>
-        </w:rPr>
-        <w:fldChar w:fldCharType="end"/>
-      </w:r>
-      <w:bookmarkEnd w:id="10"/>
+      <w:fldSimple w:instr=" SEQ Рисунок \* ARABIC ">
+        <w:r>
+          <w:rPr>
+            <w:noProof/>
+          </w:rPr>
+          <w:t>3</w:t>
+        </w:r>
+      </w:fldSimple>
+      <w:bookmarkEnd w:id="9"/>
       <w:r>
         <w:t xml:space="preserve"> – </w:t>
       </w:r>
@@ -2263,62 +2198,51 @@
       <w:pPr>
         <w:pStyle w:val="11"/>
       </w:pPr>
-      <w:bookmarkStart w:id="11" w:name="_Toc151483883"/>
+      <w:bookmarkStart w:id="10" w:name="_Toc151483883"/>
       <w:r>
         <w:lastRenderedPageBreak/>
         <w:t>Решение задачи 1.2</w:t>
       </w:r>
+      <w:bookmarkEnd w:id="10"/>
+    </w:p>
+    <w:p>
+      <w:pPr>
+        <w:pStyle w:val="21"/>
+      </w:pPr>
+      <w:bookmarkStart w:id="11" w:name="_Toc151483884"/>
+      <w:r>
+        <w:t>Формулировка задачи</w:t>
+      </w:r>
       <w:bookmarkEnd w:id="11"/>
     </w:p>
     <w:p>
-      <w:pPr>
-        <w:pStyle w:val="21"/>
-      </w:pPr>
-      <w:bookmarkStart w:id="12" w:name="_Toc151483884"/>
-      <w:r>
-        <w:t>Формулировка задачи</w:t>
-      </w:r>
+      <w:r>
+        <w:t>Создать консольное приложение для решения задачи, представленной в таблице. Данные для решения вводит пользователь. Помните, что ввод необходимо проверять на правильность (только числа). Вывести результат вычислений на экран. При необходимости дополнить свой отчёт поясняющими формулами, помогающими решить задачу.</w:t>
+      </w:r>
+      <w:r>
+        <w:t xml:space="preserve"> </w:t>
+      </w:r>
+      <w:r>
+        <w:t>Дополнить свой отчёт блок-схемой алгоритма.</w:t>
+      </w:r>
+      <w:bookmarkStart w:id="12" w:name="_GoBack"/>
       <w:bookmarkEnd w:id="12"/>
     </w:p>
     <w:p>
-      <w:r>
-        <w:t>Создать консольное приложение для решения задачи, представленной в таблице. Данные для решения вводит пользователь. Помните, что ввод необходимо проверять на правильность (только числа). Вывести результат вычислений на экран. При необходимости дополнить свой отчёт поясняющими формулами, помогающими решить задачу.</w:t>
-      </w:r>
-      <w:r>
-        <w:t xml:space="preserve"> </w:t>
-      </w:r>
-      <w:r>
-        <w:t>Дополнить свой отчёт блок-схемой алгоритма.</w:t>
-      </w:r>
-    </w:p>
-    <w:p>
       <w:pPr>
         <w:pStyle w:val="a7"/>
       </w:pPr>
       <w:r>
         <w:t>Таблица </w:t>
       </w:r>
-      <w:r>
-        <w:fldChar w:fldCharType="begin"/>
-      </w:r>
-      <w:r>
-        <w:instrText xml:space="preserve"> SEQ Таблица \* ARABIC </w:instrText>
-      </w:r>
-      <w:r>
-        <w:fldChar w:fldCharType="separate"/>
-      </w:r>
-      <w:r>
-        <w:rPr>
-          <w:noProof/>
-        </w:rPr>
-        <w:t>2</w:t>
-      </w:r>
-      <w:r>
-        <w:rPr>
-          <w:noProof/>
-        </w:rPr>
-        <w:fldChar w:fldCharType="end"/>
-      </w:r>
+      <w:fldSimple w:instr=" SEQ Таблица \* ARABIC ">
+        <w:r>
+          <w:rPr>
+            <w:noProof/>
+          </w:rPr>
+          <w:t>2</w:t>
+        </w:r>
+      </w:fldSimple>
       <w:r>
         <w:t xml:space="preserve"> </w:t>
       </w:r>
@@ -2517,27 +2441,14 @@
       <w:r>
         <w:t>Рисунок </w:t>
       </w:r>
-      <w:r>
-        <w:fldChar w:fldCharType="begin"/>
-      </w:r>
-      <w:r>
-        <w:instrText xml:space="preserve"> SEQ Рисунок \* ARABIC </w:instrText>
-      </w:r>
-      <w:r>
-        <w:fldChar w:fldCharType="separate"/>
-      </w:r>
-      <w:r>
-        <w:rPr>
-          <w:noProof/>
-        </w:rPr>
-        <w:t>4</w:t>
-      </w:r>
-      <w:r>
-        <w:rPr>
-          <w:noProof/>
-        </w:rPr>
-        <w:fldChar w:fldCharType="end"/>
-      </w:r>
+      <w:fldSimple w:instr=" SEQ Рисунок \* ARABIC ">
+        <w:r>
+          <w:rPr>
+            <w:noProof/>
+          </w:rPr>
+          <w:t>4</w:t>
+        </w:r>
+      </w:fldSimple>
       <w:bookmarkEnd w:id="14"/>
       <w:r>
         <w:t>–</w:t>
@@ -3819,27 +3730,14 @@
       <w:r>
         <w:t>Рисунок </w:t>
       </w:r>
-      <w:r>
-        <w:fldChar w:fldCharType="begin"/>
-      </w:r>
-      <w:r>
-        <w:instrText xml:space="preserve"> SEQ Рисунок \* ARABIC </w:instrText>
-      </w:r>
-      <w:r>
-        <w:fldChar w:fldCharType="separate"/>
-      </w:r>
-      <w:r>
-        <w:rPr>
-          <w:noProof/>
-        </w:rPr>
-        <w:t>5</w:t>
-      </w:r>
-      <w:r>
-        <w:rPr>
-          <w:noProof/>
-        </w:rPr>
-        <w:fldChar w:fldCharType="end"/>
-      </w:r>
+      <w:fldSimple w:instr=" SEQ Рисунок \* ARABIC ">
+        <w:r>
+          <w:rPr>
+            <w:noProof/>
+          </w:rPr>
+          <w:t>5</w:t>
+        </w:r>
+      </w:fldSimple>
       <w:bookmarkEnd w:id="18"/>
       <w:r>
         <w:t xml:space="preserve"> – Вывод программы 1.2 если</w:t>
@@ -3905,27 +3803,14 @@
       <w:r>
         <w:t>Рисунок </w:t>
       </w:r>
-      <w:r>
-        <w:fldChar w:fldCharType="begin"/>
-      </w:r>
-      <w:r>
-        <w:instrText xml:space="preserve"> SEQ Рисунок \* ARABIC </w:instrText>
-      </w:r>
-      <w:r>
-        <w:fldChar w:fldCharType="separate"/>
-      </w:r>
-      <w:r>
-        <w:rPr>
-          <w:noProof/>
-        </w:rPr>
-        <w:t>6</w:t>
-      </w:r>
-      <w:r>
-        <w:rPr>
-          <w:noProof/>
-        </w:rPr>
-        <w:fldChar w:fldCharType="end"/>
-      </w:r>
+      <w:fldSimple w:instr=" SEQ Рисунок \* ARABIC ">
+        <w:r>
+          <w:rPr>
+            <w:noProof/>
+          </w:rPr>
+          <w:t>6</w:t>
+        </w:r>
+      </w:fldSimple>
       <w:bookmarkEnd w:id="19"/>
       <w:r>
         <w:t xml:space="preserve"> – Вывод программы 1.2 если длинна круга задана буквой.</w:t>
@@ -3988,27 +3873,14 @@
       <w:r>
         <w:t>Рисунок </w:t>
       </w:r>
-      <w:r>
-        <w:fldChar w:fldCharType="begin"/>
-      </w:r>
-      <w:r>
-        <w:instrText xml:space="preserve"> SEQ Рисунок \* ARABIC </w:instrText>
-      </w:r>
-      <w:r>
-        <w:fldChar w:fldCharType="separate"/>
-      </w:r>
-      <w:r>
-        <w:rPr>
-          <w:noProof/>
-        </w:rPr>
-        <w:t>7</w:t>
-      </w:r>
-      <w:r>
-        <w:rPr>
-          <w:noProof/>
-        </w:rPr>
-        <w:fldChar w:fldCharType="end"/>
-      </w:r>
+      <w:fldSimple w:instr=" SEQ Рисунок \* ARABIC ">
+        <w:r>
+          <w:rPr>
+            <w:noProof/>
+          </w:rPr>
+          <w:t>7</w:t>
+        </w:r>
+      </w:fldSimple>
       <w:bookmarkEnd w:id="20"/>
       <w:r>
         <w:t xml:space="preserve"> </w:t>
@@ -4086,27 +3958,14 @@
       <w:r>
         <w:t>Рисунок </w:t>
       </w:r>
-      <w:r>
-        <w:fldChar w:fldCharType="begin"/>
-      </w:r>
-      <w:r>
-        <w:instrText xml:space="preserve"> SEQ Рисунок \* ARABIC </w:instrText>
-      </w:r>
-      <w:r>
-        <w:fldChar w:fldCharType="separate"/>
-      </w:r>
-      <w:r>
-        <w:rPr>
-          <w:noProof/>
-        </w:rPr>
-        <w:t>8</w:t>
-      </w:r>
-      <w:r>
-        <w:rPr>
-          <w:noProof/>
-        </w:rPr>
-        <w:fldChar w:fldCharType="end"/>
-      </w:r>
+      <w:fldSimple w:instr=" SEQ Рисунок \* ARABIC ">
+        <w:r>
+          <w:rPr>
+            <w:noProof/>
+          </w:rPr>
+          <w:t>8</w:t>
+        </w:r>
+      </w:fldSimple>
       <w:bookmarkEnd w:id="21"/>
       <w:r>
         <w:t xml:space="preserve"> – Вывод программы 1.2 если длинна круга задана отрицательным числом.</w:t>
@@ -4219,27 +4078,14 @@
       <w:r>
         <w:t>Рисунок </w:t>
       </w:r>
-      <w:r>
-        <w:fldChar w:fldCharType="begin"/>
-      </w:r>
-      <w:r>
-        <w:instrText xml:space="preserve"> SEQ Рисунок \* ARABIC </w:instrText>
-      </w:r>
-      <w:r>
-        <w:fldChar w:fldCharType="separate"/>
-      </w:r>
-      <w:r>
-        <w:rPr>
-          <w:noProof/>
-        </w:rPr>
-        <w:t>9</w:t>
-      </w:r>
-      <w:r>
-        <w:rPr>
-          <w:noProof/>
-        </w:rPr>
-        <w:fldChar w:fldCharType="end"/>
-      </w:r>
+      <w:fldSimple w:instr=" SEQ Рисунок \* ARABIC ">
+        <w:r>
+          <w:rPr>
+            <w:noProof/>
+          </w:rPr>
+          <w:t>9</w:t>
+        </w:r>
+      </w:fldSimple>
       <w:bookmarkEnd w:id="23"/>
       <w:r>
         <w:t xml:space="preserve"> – </w:t>
@@ -4290,27 +4136,14 @@
       <w:r>
         <w:t>Таблица </w:t>
       </w:r>
-      <w:r>
-        <w:fldChar w:fldCharType="begin"/>
-      </w:r>
-      <w:r>
-        <w:instrText xml:space="preserve"> SEQ Таблица \* ARABIC </w:instrText>
-      </w:r>
-      <w:r>
-        <w:fldChar w:fldCharType="separate"/>
-      </w:r>
-      <w:r>
-        <w:rPr>
-          <w:noProof/>
-        </w:rPr>
-        <w:t>3</w:t>
-      </w:r>
-      <w:r>
-        <w:rPr>
-          <w:noProof/>
-        </w:rPr>
-        <w:fldChar w:fldCharType="end"/>
-      </w:r>
+      <w:fldSimple w:instr=" SEQ Таблица \* ARABIC ">
+        <w:r>
+          <w:rPr>
+            <w:noProof/>
+          </w:rPr>
+          <w:t>3</w:t>
+        </w:r>
+      </w:fldSimple>
       <w:r>
         <w:t xml:space="preserve"> </w:t>
       </w:r>
@@ -4524,27 +4357,14 @@
       <w:r>
         <w:t>Рисунок </w:t>
       </w:r>
-      <w:r>
-        <w:fldChar w:fldCharType="begin"/>
-      </w:r>
-      <w:r>
-        <w:instrText xml:space="preserve"> SEQ Рисунок \* ARABIC </w:instrText>
-      </w:r>
-      <w:r>
-        <w:fldChar w:fldCharType="separate"/>
-      </w:r>
-      <w:r>
-        <w:rPr>
-          <w:noProof/>
-        </w:rPr>
-        <w:t>10</w:t>
-      </w:r>
-      <w:r>
-        <w:rPr>
-          <w:noProof/>
-        </w:rPr>
-        <w:fldChar w:fldCharType="end"/>
-      </w:r>
+      <w:fldSimple w:instr=" SEQ Рисунок \* ARABIC ">
+        <w:r>
+          <w:rPr>
+            <w:noProof/>
+          </w:rPr>
+          <w:t>10</w:t>
+        </w:r>
+      </w:fldSimple>
       <w:bookmarkEnd w:id="27"/>
       <w:r>
         <w:t>– блок-схема к заданию 1.3</w:t>
@@ -5796,27 +5616,14 @@
         </w:rPr>
         <w:t> </w:t>
       </w:r>
-      <w:r>
-        <w:fldChar w:fldCharType="begin"/>
-      </w:r>
-      <w:r>
-        <w:instrText xml:space="preserve"> SEQ Рисунок \* ARABIC </w:instrText>
-      </w:r>
-      <w:r>
-        <w:fldChar w:fldCharType="separate"/>
-      </w:r>
-      <w:r>
-        <w:rPr>
-          <w:noProof/>
-        </w:rPr>
-        <w:t>11</w:t>
-      </w:r>
-      <w:r>
-        <w:rPr>
-          <w:noProof/>
-        </w:rPr>
-        <w:fldChar w:fldCharType="end"/>
-      </w:r>
+      <w:fldSimple w:instr=" SEQ Рисунок \* ARABIC ">
+        <w:r>
+          <w:rPr>
+            <w:noProof/>
+          </w:rPr>
+          <w:t>11</w:t>
+        </w:r>
+      </w:fldSimple>
       <w:bookmarkEnd w:id="31"/>
       <w:r>
         <w:t xml:space="preserve"> – </w:t>
@@ -5888,27 +5695,14 @@
       <w:r>
         <w:t>Рисунок </w:t>
       </w:r>
-      <w:r>
-        <w:fldChar w:fldCharType="begin"/>
-      </w:r>
-      <w:r>
-        <w:instrText xml:space="preserve"> SEQ Рисунок \* ARABIC </w:instrText>
-      </w:r>
-      <w:r>
-        <w:fldChar w:fldCharType="separate"/>
-      </w:r>
-      <w:r>
-        <w:rPr>
-          <w:noProof/>
-        </w:rPr>
-        <w:t>12</w:t>
-      </w:r>
-      <w:r>
-        <w:rPr>
-          <w:noProof/>
-        </w:rPr>
-        <w:fldChar w:fldCharType="end"/>
-      </w:r>
+      <w:fldSimple w:instr=" SEQ Рисунок \* ARABIC ">
+        <w:r>
+          <w:rPr>
+            <w:noProof/>
+          </w:rPr>
+          <w:t>12</w:t>
+        </w:r>
+      </w:fldSimple>
       <w:bookmarkEnd w:id="32"/>
       <w:r>
         <w:t xml:space="preserve"> – Вывод программы 1.3 если высота задана буквой.</w:t>
@@ -5971,27 +5765,14 @@
       <w:r>
         <w:t>Рисунок </w:t>
       </w:r>
-      <w:r>
-        <w:fldChar w:fldCharType="begin"/>
-      </w:r>
-      <w:r>
-        <w:instrText xml:space="preserve"> SEQ Рисунок \* ARABIC </w:instrText>
-      </w:r>
-      <w:r>
-        <w:fldChar w:fldCharType="separate"/>
-      </w:r>
-      <w:r>
-        <w:rPr>
-          <w:noProof/>
-        </w:rPr>
-        <w:t>13</w:t>
-      </w:r>
-      <w:r>
-        <w:rPr>
-          <w:noProof/>
-        </w:rPr>
-        <w:fldChar w:fldCharType="end"/>
-      </w:r>
+      <w:fldSimple w:instr=" SEQ Рисунок \* ARABIC ">
+        <w:r>
+          <w:rPr>
+            <w:noProof/>
+          </w:rPr>
+          <w:t>13</w:t>
+        </w:r>
+      </w:fldSimple>
       <w:bookmarkEnd w:id="33"/>
       <w:r>
         <w:t xml:space="preserve"> – Вывод программы 1.3 если высота задана нулем.</w:t>
@@ -6054,27 +5835,14 @@
       <w:r>
         <w:t>Рисунок </w:t>
       </w:r>
-      <w:r>
-        <w:fldChar w:fldCharType="begin"/>
-      </w:r>
-      <w:r>
-        <w:instrText xml:space="preserve"> SEQ Рисунок \* ARABIC </w:instrText>
-      </w:r>
-      <w:r>
-        <w:fldChar w:fldCharType="separate"/>
-      </w:r>
-      <w:r>
-        <w:rPr>
-          <w:noProof/>
-        </w:rPr>
-        <w:t>14</w:t>
-      </w:r>
-      <w:r>
-        <w:rPr>
-          <w:noProof/>
-        </w:rPr>
-        <w:fldChar w:fldCharType="end"/>
-      </w:r>
+      <w:fldSimple w:instr=" SEQ Рисунок \* ARABIC ">
+        <w:r>
+          <w:rPr>
+            <w:noProof/>
+          </w:rPr>
+          <w:t>14</w:t>
+        </w:r>
+      </w:fldSimple>
       <w:bookmarkEnd w:id="34"/>
       <w:r>
         <w:t xml:space="preserve"> – Вывод программы 1.3 если высота задана отрицательным числом.</w:t>
@@ -6190,27 +5958,14 @@
       <w:r>
         <w:t>Рисунок </w:t>
       </w:r>
-      <w:r>
-        <w:fldChar w:fldCharType="begin"/>
-      </w:r>
-      <w:r>
-        <w:instrText xml:space="preserve"> SEQ Рисунок \* ARABIC </w:instrText>
-      </w:r>
-      <w:r>
-        <w:fldChar w:fldCharType="separate"/>
-      </w:r>
-      <w:r>
-        <w:rPr>
-          <w:noProof/>
-        </w:rPr>
-        <w:t>15</w:t>
-      </w:r>
-      <w:r>
-        <w:rPr>
-          <w:noProof/>
-        </w:rPr>
-        <w:fldChar w:fldCharType="end"/>
-      </w:r>
+      <w:fldSimple w:instr=" SEQ Рисунок \* ARABIC ">
+        <w:r>
+          <w:rPr>
+            <w:noProof/>
+          </w:rPr>
+          <w:t>15</w:t>
+        </w:r>
+      </w:fldSimple>
       <w:bookmarkEnd w:id="36"/>
       <w:r>
         <w:t xml:space="preserve"> – </w:t>
@@ -8775,10 +8530,11 @@
   <w:style w:type="paragraph" w:default="1" w:styleId="a">
     <w:name w:val="Normal"/>
     <w:qFormat/>
-    <w:rsid w:val="001F65BC"/>
+    <w:rsid w:val="004A4F90"/>
     <w:pPr>
       <w:spacing w:line="360" w:lineRule="auto"/>
       <w:ind w:firstLine="709"/>
+      <w:jc w:val="both"/>
     </w:pPr>
     <w:rPr>
       <w:rFonts w:ascii="Times New Roman" w:hAnsi="Times New Roman"/>
@@ -9481,7 +9237,6 @@
     <w:pPr>
       <w:spacing w:after="0" w:line="240" w:lineRule="auto"/>
       <w:ind w:firstLine="0"/>
-      <w:jc w:val="both"/>
     </w:pPr>
     <w:rPr>
       <w:rFonts w:eastAsia="Calibri" w:cs="Times New Roman"/>
@@ -9829,7 +9584,7 @@
 </file>
 
 <file path=customXml/itemProps1.xml><?xml version="1.0" encoding="utf-8"?>
-<ds:datastoreItem xmlns:ds="http://schemas.openxmlformats.org/officeDocument/2006/customXml" ds:itemID="{B666FCE5-2326-4B55-8DA0-DFE3DCBD5F8F}">
+<ds:datastoreItem xmlns:ds="http://schemas.openxmlformats.org/officeDocument/2006/customXml" ds:itemID="{104D077F-A880-4EE2-83A4-DA412310FB0A}">
   <ds:schemaRefs>
     <ds:schemaRef ds:uri="http://schemas.openxmlformats.org/officeDocument/2006/bibliography"/>
   </ds:schemaRefs>
